--- a/Documentacion/Especificaciones Tecnicas/Especificación de Requerimientos de Software (ERS).docx
+++ b/Documentacion/Especificaciones Tecnicas/Especificación de Requerimientos de Software (ERS).docx
@@ -431,11 +431,6 @@
           <w:rtl w:val="0"/>
         </w:rPr>
         <w:t xml:space="preserve">).</w:t>
-      </w:r>
-      <w:r>
-        <w:rPr>
-          <w:rtl w:val="0"/>
-        </w:rPr>
       </w:r>
     </w:p>
     <w:p>
@@ -1631,11 +1626,6 @@
         </w:rPr>
         <w:t xml:space="preserve"> pueden publicarlos directamente como documentos oficiales del sistema.</w:t>
       </w:r>
-      <w:r>
-        <w:rPr>
-          <w:rtl w:val="0"/>
-        </w:rPr>
-      </w:r>
     </w:p>
     <w:p>
       <w:pPr>
@@ -2649,11 +2639,6 @@
         </w:rPr>
         <w:t xml:space="preserve"> Cuando se detecta la ausencia de documentos críticos (Contratos o Liquidaciones) pasada la fecha de vencimiento legal o contractual.</w:t>
       </w:r>
-      <w:r>
-        <w:rPr>
-          <w:rtl w:val="0"/>
-        </w:rPr>
-      </w:r>
     </w:p>
     <w:p>
       <w:pPr>
@@ -3509,11 +3494,6 @@
         </w:rPr>
         <w:t xml:space="preserve"> de 3 seg entre peticiones para evitar bloqueos.</w:t>
       </w:r>
-      <w:r>
-        <w:rPr>
-          <w:rtl w:val="0"/>
-        </w:rPr>
-      </w:r>
     </w:p>
     <w:p>
       <w:pPr>
@@ -4152,7 +4132,7 @@
           <w:bCs w:val="1"/>
           <w:rtl w:val="0"/>
         </w:rPr>
-        <w:t xml:space="preserve">Next.js</w:t>
+        <w:t xml:space="preserve">React 18 (Vite)</w:t>
       </w:r>
       <w:r>
         <w:rPr>
